--- a/Actividad _1_Holger_Chávez.docx
+++ b/Actividad _1_Holger_Chávez.docx
@@ -315,7 +315,23 @@
           <w:sz w:val="28"/>
           <w:szCs w:val="28"/>
         </w:rPr>
-        <w:t>, Mtr.</w:t>
+        <w:t xml:space="preserve">, </w:t>
+      </w:r>
+      <w:proofErr w:type="spellStart"/>
+      <w:r>
+        <w:rPr>
+          <w:sz w:val="28"/>
+          <w:szCs w:val="28"/>
+        </w:rPr>
+        <w:t>Mtr</w:t>
+      </w:r>
+      <w:proofErr w:type="spellEnd"/>
+      <w:r>
+        <w:rPr>
+          <w:sz w:val="28"/>
+          <w:szCs w:val="28"/>
+        </w:rPr>
+        <w:t>.</w:t>
       </w:r>
     </w:p>
     <w:tbl>
@@ -567,6 +583,7 @@
           <w:bCs/>
         </w:rPr>
       </w:pPr>
+      <w:proofErr w:type="spellStart"/>
       <w:r>
         <w:rPr>
           <w:b/>
@@ -581,6 +598,7 @@
         </w:rPr>
         <w:t>QUINTO</w:t>
       </w:r>
+      <w:proofErr w:type="spellEnd"/>
     </w:p>
     <w:p>
       <w:pPr>
@@ -745,7 +763,7 @@
           </mc:Choice>
           <mc:Fallback>
             <w:pict>
-              <v:rect w14:anchorId="5FB3BE05" id="Rectángulo 16" o:spid="_x0000_s1026" style="position:absolute;margin-left:374.05pt;margin-top:14.15pt;width:425.25pt;height:3.6pt;z-index:251661312;visibility:visible;mso-wrap-style:square;mso-width-percent:0;mso-height-percent:0;mso-wrap-distance-left:9pt;mso-wrap-distance-top:0;mso-wrap-distance-right:9pt;mso-wrap-distance-bottom:0;mso-position-horizontal:right;mso-position-horizontal-relative:margin;mso-position-vertical:absolute;mso-position-vertical-relative:text;mso-width-percent:0;mso-height-percent:0;mso-width-relative:margin;mso-height-relative:margin;v-text-anchor:middle" o:gfxdata="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" fillcolor="#009640" stroked="f" strokeweight="1pt">
+              <v:rect w14:anchorId="4083F79D" id="Rectángulo 16" o:spid="_x0000_s1026" style="position:absolute;margin-left:374.05pt;margin-top:14.15pt;width:425.25pt;height:3.6pt;z-index:251661312;visibility:visible;mso-wrap-style:square;mso-width-percent:0;mso-height-percent:0;mso-wrap-distance-left:9pt;mso-wrap-distance-top:0;mso-wrap-distance-right:9pt;mso-wrap-distance-bottom:0;mso-position-horizontal:right;mso-position-horizontal-relative:margin;mso-position-vertical:absolute;mso-position-vertical-relative:text;mso-width-percent:0;mso-height-percent:0;mso-width-relative:margin;mso-height-relative:margin;v-text-anchor:middle" o:gfxdata="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" fillcolor="#009640" stroked="f" strokeweight="1pt">
                 <v:fill color2="#93cd9e" rotate="t" angle="270" focus="47%" type="gradient"/>
                 <w10:wrap anchorx="margin"/>
               </v:rect>
@@ -1104,6 +1122,105 @@
         </w:rPr>
         <w:t>)</w:t>
       </w:r>
+    </w:p>
+    <w:p>
+      <w:pPr>
+        <w:widowControl w:val="0"/>
+        <w:pBdr>
+          <w:top w:val="nil"/>
+          <w:left w:val="nil"/>
+          <w:bottom w:val="nil"/>
+          <w:right w:val="nil"/>
+          <w:between w:val="nil"/>
+        </w:pBdr>
+        <w:spacing w:after="0" w:line="240" w:lineRule="auto"/>
+        <w:jc w:val="both"/>
+        <w:rPr>
+          <w:rFonts w:ascii="Arial" w:hAnsi="Arial" w:cs="Arial"/>
+          <w:i/>
+          <w:iCs/>
+          <w:sz w:val="20"/>
+          <w:szCs w:val="20"/>
+          <w:lang w:eastAsia="es-EC"/>
+        </w:rPr>
+      </w:pPr>
+    </w:p>
+    <w:p>
+      <w:pPr>
+        <w:widowControl w:val="0"/>
+        <w:pBdr>
+          <w:top w:val="nil"/>
+          <w:left w:val="nil"/>
+          <w:bottom w:val="nil"/>
+          <w:right w:val="nil"/>
+          <w:between w:val="nil"/>
+        </w:pBdr>
+        <w:spacing w:after="0" w:line="240" w:lineRule="auto"/>
+        <w:jc w:val="center"/>
+        <w:rPr>
+          <w:rFonts w:ascii="Arial" w:hAnsi="Arial" w:cs="Arial"/>
+          <w:b/>
+          <w:bCs/>
+          <w:sz w:val="20"/>
+          <w:szCs w:val="20"/>
+          <w:lang w:eastAsia="es-EC"/>
+        </w:rPr>
+      </w:pPr>
+      <w:r>
+        <w:rPr>
+          <w:rFonts w:ascii="Arial" w:hAnsi="Arial" w:cs="Arial"/>
+          <w:b/>
+          <w:bCs/>
+          <w:sz w:val="20"/>
+          <w:szCs w:val="20"/>
+          <w:lang w:eastAsia="es-EC"/>
+        </w:rPr>
+        <w:t>PLANT</w:t>
+      </w:r>
+      <w:r>
+        <w:rPr>
+          <w:rFonts w:ascii="Arial" w:hAnsi="Arial" w:cs="Arial"/>
+          <w:b/>
+          <w:bCs/>
+          <w:sz w:val="20"/>
+          <w:szCs w:val="20"/>
+          <w:lang w:eastAsia="es-EC"/>
+        </w:rPr>
+        <w:t>E</w:t>
+      </w:r>
+      <w:r>
+        <w:rPr>
+          <w:rFonts w:ascii="Arial" w:hAnsi="Arial" w:cs="Arial"/>
+          <w:b/>
+          <w:bCs/>
+          <w:sz w:val="20"/>
+          <w:szCs w:val="20"/>
+          <w:lang w:eastAsia="es-EC"/>
+        </w:rPr>
+        <w:t>AMIENTO DEL PROBLEMA</w:t>
+      </w:r>
+    </w:p>
+    <w:p>
+      <w:pPr>
+        <w:widowControl w:val="0"/>
+        <w:pBdr>
+          <w:top w:val="nil"/>
+          <w:left w:val="nil"/>
+          <w:bottom w:val="nil"/>
+          <w:right w:val="nil"/>
+          <w:between w:val="nil"/>
+        </w:pBdr>
+        <w:spacing w:after="0" w:line="240" w:lineRule="auto"/>
+        <w:jc w:val="center"/>
+        <w:rPr>
+          <w:rFonts w:ascii="Arial" w:hAnsi="Arial" w:cs="Arial"/>
+          <w:b/>
+          <w:bCs/>
+          <w:sz w:val="20"/>
+          <w:szCs w:val="20"/>
+          <w:lang w:eastAsia="es-EC"/>
+        </w:rPr>
+      </w:pPr>
     </w:p>
     <w:p>
       <w:pPr>

--- a/Actividad _1_Holger_Chávez.docx
+++ b/Actividad _1_Holger_Chávez.docx
@@ -315,23 +315,7 @@
           <w:sz w:val="28"/>
           <w:szCs w:val="28"/>
         </w:rPr>
-        <w:t xml:space="preserve">, </w:t>
-      </w:r>
-      <w:proofErr w:type="spellStart"/>
-      <w:r>
-        <w:rPr>
-          <w:sz w:val="28"/>
-          <w:szCs w:val="28"/>
-        </w:rPr>
-        <w:t>Mtr</w:t>
-      </w:r>
-      <w:proofErr w:type="spellEnd"/>
-      <w:r>
-        <w:rPr>
-          <w:sz w:val="28"/>
-          <w:szCs w:val="28"/>
-        </w:rPr>
-        <w:t>.</w:t>
+        <w:t>, Mtr.</w:t>
       </w:r>
     </w:p>
     <w:tbl>
@@ -583,7 +567,6 @@
           <w:bCs/>
         </w:rPr>
       </w:pPr>
-      <w:proofErr w:type="spellStart"/>
       <w:r>
         <w:rPr>
           <w:b/>
@@ -598,7 +581,6 @@
         </w:rPr>
         <w:t>QUINTO</w:t>
       </w:r>
-      <w:proofErr w:type="spellEnd"/>
     </w:p>
     <w:p>
       <w:pPr>
@@ -763,7 +745,7 @@
           </mc:Choice>
           <mc:Fallback>
             <w:pict>
-              <v:rect w14:anchorId="4083F79D" id="Rectángulo 16" o:spid="_x0000_s1026" style="position:absolute;margin-left:374.05pt;margin-top:14.15pt;width:425.25pt;height:3.6pt;z-index:251661312;visibility:visible;mso-wrap-style:square;mso-width-percent:0;mso-height-percent:0;mso-wrap-distance-left:9pt;mso-wrap-distance-top:0;mso-wrap-distance-right:9pt;mso-wrap-distance-bottom:0;mso-position-horizontal:right;mso-position-horizontal-relative:margin;mso-position-vertical:absolute;mso-position-vertical-relative:text;mso-width-percent:0;mso-height-percent:0;mso-width-relative:margin;mso-height-relative:margin;v-text-anchor:middle" o:gfxdata="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" fillcolor="#009640" stroked="f" strokeweight="1pt">
+              <v:rect w14:anchorId="2894AEAC" id="Rectángulo 16" o:spid="_x0000_s1026" style="position:absolute;margin-left:374.05pt;margin-top:14.15pt;width:425.25pt;height:3.6pt;z-index:251661312;visibility:visible;mso-wrap-style:square;mso-width-percent:0;mso-height-percent:0;mso-wrap-distance-left:9pt;mso-wrap-distance-top:0;mso-wrap-distance-right:9pt;mso-wrap-distance-bottom:0;mso-position-horizontal:right;mso-position-horizontal-relative:margin;mso-position-vertical:absolute;mso-position-vertical-relative:text;mso-width-percent:0;mso-height-percent:0;mso-width-relative:margin;mso-height-relative:margin;v-text-anchor:middle" o:gfxdata="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" fillcolor="#009640" stroked="f" strokeweight="1pt">
                 <v:fill color2="#93cd9e" rotate="t" angle="270" focus="47%" type="gradient"/>
                 <w10:wrap anchorx="margin"/>
               </v:rect>
@@ -1175,7 +1157,7 @@
           <w:szCs w:val="20"/>
           <w:lang w:eastAsia="es-EC"/>
         </w:rPr>
-        <w:t>PLANT</w:t>
+        <w:t>ANÁLISIS DEL</w:t>
       </w:r>
       <w:r>
         <w:rPr>
@@ -1186,18 +1168,7 @@
           <w:szCs w:val="20"/>
           <w:lang w:eastAsia="es-EC"/>
         </w:rPr>
-        <w:t>E</w:t>
-      </w:r>
-      <w:r>
-        <w:rPr>
-          <w:rFonts w:ascii="Arial" w:hAnsi="Arial" w:cs="Arial"/>
-          <w:b/>
-          <w:bCs/>
-          <w:sz w:val="20"/>
-          <w:szCs w:val="20"/>
-          <w:lang w:eastAsia="es-EC"/>
-        </w:rPr>
-        <w:t>AMIENTO DEL PROBLEMA</w:t>
+        <w:t xml:space="preserve"> DEL PROBLEMA</w:t>
       </w:r>
     </w:p>
     <w:p>
@@ -1224,6 +1195,535 @@
     </w:p>
     <w:p>
       <w:pPr>
+        <w:spacing w:after="0" w:line="240" w:lineRule="auto"/>
+        <w:rPr>
+          <w:rFonts w:ascii="Arial" w:eastAsia="Times New Roman" w:hAnsi="Arial" w:cs="Arial"/>
+          <w:color w:val="1F1F1F"/>
+          <w:sz w:val="24"/>
+          <w:szCs w:val="24"/>
+          <w:lang w:eastAsia="es-EC"/>
+        </w:rPr>
+      </w:pPr>
+      <w:r>
+        <w:rPr>
+          <w:rFonts w:ascii="Arial" w:eastAsia="Times New Roman" w:hAnsi="Arial" w:cs="Arial"/>
+          <w:b/>
+          <w:bCs/>
+          <w:color w:val="1F1F1F"/>
+          <w:sz w:val="24"/>
+          <w:szCs w:val="24"/>
+          <w:bdr w:val="none" w:sz="0" w:space="0" w:color="auto" w:frame="1"/>
+          <w:lang w:eastAsia="es-EC"/>
+        </w:rPr>
+        <w:t>Actores Principales</w:t>
+      </w:r>
+    </w:p>
+    <w:p>
+      <w:pPr>
+        <w:spacing w:after="0" w:line="240" w:lineRule="auto"/>
+        <w:jc w:val="both"/>
+        <w:rPr>
+          <w:rFonts w:ascii="Arial" w:eastAsia="Times New Roman" w:hAnsi="Arial" w:cs="Arial"/>
+          <w:color w:val="1F1F1F"/>
+          <w:sz w:val="24"/>
+          <w:szCs w:val="24"/>
+          <w:lang w:eastAsia="es-EC"/>
+        </w:rPr>
+      </w:pPr>
+      <w:r>
+        <w:rPr>
+          <w:rFonts w:ascii="Arial" w:eastAsia="Times New Roman" w:hAnsi="Arial" w:cs="Arial"/>
+          <w:color w:val="1F1F1F"/>
+          <w:sz w:val="24"/>
+          <w:szCs w:val="24"/>
+          <w:lang w:eastAsia="es-EC"/>
+        </w:rPr>
+        <w:br/>
+      </w:r>
+      <w:r>
+        <w:rPr>
+          <w:rFonts w:ascii="Arial" w:eastAsia="Times New Roman" w:hAnsi="Arial" w:cs="Arial"/>
+          <w:b/>
+          <w:bCs/>
+          <w:color w:val="1F1F1F"/>
+          <w:sz w:val="24"/>
+          <w:szCs w:val="24"/>
+          <w:bdr w:val="none" w:sz="0" w:space="0" w:color="auto" w:frame="1"/>
+          <w:lang w:eastAsia="es-EC"/>
+        </w:rPr>
+        <w:t>Ciudadano / Reportante:</w:t>
+      </w:r>
+      <w:r>
+        <w:rPr>
+          <w:rFonts w:ascii="Arial" w:eastAsia="Times New Roman" w:hAnsi="Arial" w:cs="Arial"/>
+          <w:color w:val="1F1F1F"/>
+          <w:sz w:val="24"/>
+          <w:szCs w:val="24"/>
+          <w:lang w:eastAsia="es-EC"/>
+        </w:rPr>
+        <w:t xml:space="preserve"> Reporta animales en situación de riesgo, adjunta ubicación y evidencias, y da seguimiento a sus reportes o solicitudes de adopción.</w:t>
+      </w:r>
+    </w:p>
+    <w:p>
+      <w:pPr>
+        <w:spacing w:after="0" w:line="240" w:lineRule="auto"/>
+        <w:ind w:left="720"/>
+        <w:jc w:val="both"/>
+        <w:rPr>
+          <w:rFonts w:ascii="Arial" w:eastAsia="Times New Roman" w:hAnsi="Arial" w:cs="Arial"/>
+          <w:color w:val="1F1F1F"/>
+          <w:sz w:val="24"/>
+          <w:szCs w:val="24"/>
+          <w:lang w:eastAsia="es-EC"/>
+        </w:rPr>
+      </w:pPr>
+    </w:p>
+    <w:p>
+      <w:pPr>
+        <w:spacing w:after="0" w:line="240" w:lineRule="auto"/>
+        <w:jc w:val="both"/>
+        <w:rPr>
+          <w:rFonts w:ascii="Arial" w:eastAsia="Times New Roman" w:hAnsi="Arial" w:cs="Arial"/>
+          <w:color w:val="1F1F1F"/>
+          <w:sz w:val="24"/>
+          <w:szCs w:val="24"/>
+          <w:lang w:eastAsia="es-EC"/>
+        </w:rPr>
+      </w:pPr>
+      <w:r>
+        <w:rPr>
+          <w:rFonts w:ascii="Arial" w:eastAsia="Times New Roman" w:hAnsi="Arial" w:cs="Arial"/>
+          <w:b/>
+          <w:bCs/>
+          <w:color w:val="1F1F1F"/>
+          <w:sz w:val="24"/>
+          <w:szCs w:val="24"/>
+          <w:bdr w:val="none" w:sz="0" w:space="0" w:color="auto" w:frame="1"/>
+          <w:lang w:eastAsia="es-EC"/>
+        </w:rPr>
+        <w:t>Voluntario / Veterinario:</w:t>
+      </w:r>
+      <w:r>
+        <w:rPr>
+          <w:rFonts w:ascii="Arial" w:eastAsia="Times New Roman" w:hAnsi="Arial" w:cs="Arial"/>
+          <w:color w:val="1F1F1F"/>
+          <w:sz w:val="24"/>
+          <w:szCs w:val="24"/>
+          <w:lang w:eastAsia="es-EC"/>
+        </w:rPr>
+        <w:t xml:space="preserve"> Atiende los rescates asignados, actualiza el estado del animal y registra evaluaciones clínicas, diagnósticos y tratamientos.</w:t>
+      </w:r>
+    </w:p>
+    <w:p>
+      <w:pPr>
+        <w:spacing w:after="0" w:line="240" w:lineRule="auto"/>
+        <w:ind w:left="720"/>
+        <w:jc w:val="both"/>
+        <w:rPr>
+          <w:rFonts w:ascii="Arial" w:eastAsia="Times New Roman" w:hAnsi="Arial" w:cs="Arial"/>
+          <w:color w:val="1F1F1F"/>
+          <w:sz w:val="24"/>
+          <w:szCs w:val="24"/>
+          <w:lang w:eastAsia="es-EC"/>
+        </w:rPr>
+      </w:pPr>
+    </w:p>
+    <w:p>
+      <w:pPr>
+        <w:spacing w:after="0" w:line="240" w:lineRule="auto"/>
+        <w:jc w:val="both"/>
+        <w:rPr>
+          <w:rFonts w:ascii="Arial" w:eastAsia="Times New Roman" w:hAnsi="Arial" w:cs="Arial"/>
+          <w:color w:val="1F1F1F"/>
+          <w:sz w:val="24"/>
+          <w:szCs w:val="24"/>
+          <w:lang w:eastAsia="es-EC"/>
+        </w:rPr>
+      </w:pPr>
+      <w:r>
+        <w:rPr>
+          <w:rFonts w:ascii="Arial" w:eastAsia="Times New Roman" w:hAnsi="Arial" w:cs="Arial"/>
+          <w:b/>
+          <w:bCs/>
+          <w:color w:val="1F1F1F"/>
+          <w:sz w:val="24"/>
+          <w:szCs w:val="24"/>
+          <w:bdr w:val="none" w:sz="0" w:space="0" w:color="auto" w:frame="1"/>
+          <w:lang w:eastAsia="es-EC"/>
+        </w:rPr>
+        <w:t>Administrador del Refugio:</w:t>
+      </w:r>
+      <w:r>
+        <w:rPr>
+          <w:rFonts w:ascii="Arial" w:eastAsia="Times New Roman" w:hAnsi="Arial" w:cs="Arial"/>
+          <w:color w:val="1F1F1F"/>
+          <w:sz w:val="24"/>
+          <w:szCs w:val="24"/>
+          <w:lang w:eastAsia="es-EC"/>
+        </w:rPr>
+        <w:t xml:space="preserve"> Asigna personal a los casos, gestiona permisos de usuarios, aprueba solicitudes de adopción y supervisa las métricas generales del sistema.</w:t>
+      </w:r>
+    </w:p>
+    <w:p>
+      <w:pPr>
+        <w:spacing w:after="0" w:line="240" w:lineRule="auto"/>
+        <w:jc w:val="both"/>
+        <w:rPr>
+          <w:rFonts w:ascii="Arial" w:eastAsia="Times New Roman" w:hAnsi="Arial" w:cs="Arial"/>
+          <w:color w:val="1F1F1F"/>
+          <w:sz w:val="24"/>
+          <w:szCs w:val="24"/>
+          <w:lang w:eastAsia="es-EC"/>
+        </w:rPr>
+      </w:pPr>
+    </w:p>
+    <w:p>
+      <w:pPr>
+        <w:pStyle w:val="NormalWeb"/>
+        <w:jc w:val="both"/>
+        <w:rPr>
+          <w:rFonts w:ascii="Arial" w:hAnsi="Arial" w:cs="Arial"/>
+        </w:rPr>
+      </w:pPr>
+      <w:r>
+        <w:rPr>
+          <w:rFonts w:ascii="Arial" w:hAnsi="Arial" w:cs="Arial"/>
+          <w:b/>
+          <w:bCs/>
+        </w:rPr>
+        <w:t>Requerimientos Funcionales</w:t>
+      </w:r>
+      <w:r>
+        <w:rPr>
+          <w:rFonts w:ascii="Arial" w:hAnsi="Arial" w:cs="Arial"/>
+        </w:rPr>
+        <w:t>:</w:t>
+      </w:r>
+    </w:p>
+    <w:p>
+      <w:pPr>
+        <w:pStyle w:val="NormalWeb"/>
+        <w:jc w:val="both"/>
+        <w:rPr>
+          <w:rFonts w:ascii="Arial" w:hAnsi="Arial" w:cs="Arial"/>
+        </w:rPr>
+      </w:pPr>
+      <w:r>
+        <w:rPr>
+          <w:rFonts w:ascii="Arial" w:hAnsi="Arial" w:cs="Arial"/>
+          <w:b/>
+          <w:bCs/>
+        </w:rPr>
+        <w:t>Crear caso de rescate:</w:t>
+      </w:r>
+      <w:r>
+        <w:rPr>
+          <w:rFonts w:ascii="Arial" w:hAnsi="Arial" w:cs="Arial"/>
+        </w:rPr>
+        <w:t xml:space="preserve"> Registrar reportes con geolocalización, fotografías, descripción de la emergencia y nivel de prioridad.</w:t>
+      </w:r>
+    </w:p>
+    <w:p>
+      <w:pPr>
+        <w:pStyle w:val="NormalWeb"/>
+        <w:jc w:val="both"/>
+        <w:rPr>
+          <w:rFonts w:ascii="Arial" w:hAnsi="Arial" w:cs="Arial"/>
+        </w:rPr>
+      </w:pPr>
+      <w:r>
+        <w:rPr>
+          <w:rFonts w:ascii="Arial" w:hAnsi="Arial" w:cs="Arial"/>
+          <w:b/>
+          <w:bCs/>
+        </w:rPr>
+        <w:t>Categorizar especie y ficha clínica:</w:t>
+      </w:r>
+      <w:r>
+        <w:rPr>
+          <w:rFonts w:ascii="Arial" w:hAnsi="Arial" w:cs="Arial"/>
+        </w:rPr>
+        <w:t xml:space="preserve"> Clasificar al animal (especie, raza aproximada, edad) y mantener centralizado su historial médico y estado de salud.</w:t>
+      </w:r>
+    </w:p>
+    <w:p>
+      <w:pPr>
+        <w:pStyle w:val="NormalWeb"/>
+        <w:jc w:val="both"/>
+        <w:rPr>
+          <w:rFonts w:ascii="Arial" w:hAnsi="Arial" w:cs="Arial"/>
+        </w:rPr>
+      </w:pPr>
+      <w:r>
+        <w:rPr>
+          <w:rFonts w:ascii="Arial" w:hAnsi="Arial" w:cs="Arial"/>
+          <w:b/>
+          <w:bCs/>
+        </w:rPr>
+        <w:t>Asignar voluntario / veterinario:</w:t>
+      </w:r>
+      <w:r>
+        <w:rPr>
+          <w:rFonts w:ascii="Arial" w:hAnsi="Arial" w:cs="Arial"/>
+        </w:rPr>
+        <w:t xml:space="preserve"> Vincular </w:t>
+      </w:r>
+      <w:r>
+        <w:rPr>
+          <w:rFonts w:ascii="Arial" w:hAnsi="Arial" w:cs="Arial"/>
+        </w:rPr>
+        <w:t>automática o manualmente</w:t>
+      </w:r>
+      <w:r>
+        <w:rPr>
+          <w:rFonts w:ascii="Arial" w:hAnsi="Arial" w:cs="Arial"/>
+        </w:rPr>
+        <w:t xml:space="preserve"> a un encargado disponible según la zona geográfica y la urgencia del caso.</w:t>
+      </w:r>
+    </w:p>
+    <w:p>
+      <w:pPr>
+        <w:pStyle w:val="NormalWeb"/>
+        <w:jc w:val="both"/>
+        <w:rPr>
+          <w:rFonts w:ascii="Arial" w:hAnsi="Arial" w:cs="Arial"/>
+        </w:rPr>
+      </w:pPr>
+      <w:r>
+        <w:rPr>
+          <w:rFonts w:ascii="Arial" w:hAnsi="Arial" w:cs="Arial"/>
+          <w:b/>
+          <w:bCs/>
+        </w:rPr>
+        <w:t>Gestionar adopciones:</w:t>
+      </w:r>
+      <w:r>
+        <w:rPr>
+          <w:rFonts w:ascii="Arial" w:hAnsi="Arial" w:cs="Arial"/>
+        </w:rPr>
+        <w:t xml:space="preserve"> Publicar animales aptos para adopción, recibir formularios de postulantes y registrar el dictamen de aprobación o rechazo.</w:t>
+      </w:r>
+    </w:p>
+    <w:p>
+      <w:pPr>
+        <w:pStyle w:val="NormalWeb"/>
+        <w:jc w:val="both"/>
+        <w:rPr>
+          <w:rFonts w:ascii="Arial" w:hAnsi="Arial" w:cs="Arial"/>
+        </w:rPr>
+      </w:pPr>
+      <w:r>
+        <w:rPr>
+          <w:rFonts w:ascii="Arial" w:hAnsi="Arial" w:cs="Arial"/>
+          <w:b/>
+          <w:bCs/>
+        </w:rPr>
+        <w:t>Requerimientos No Funcionales</w:t>
+      </w:r>
+    </w:p>
+    <w:p>
+      <w:pPr>
+        <w:pStyle w:val="NormalWeb"/>
+        <w:jc w:val="both"/>
+        <w:rPr>
+          <w:rFonts w:ascii="Arial" w:hAnsi="Arial" w:cs="Arial"/>
+        </w:rPr>
+      </w:pPr>
+      <w:r>
+        <w:rPr>
+          <w:rFonts w:ascii="Arial" w:hAnsi="Arial" w:cs="Arial"/>
+          <w:b/>
+          <w:bCs/>
+        </w:rPr>
+        <w:t>Escalabilidad:</w:t>
+      </w:r>
+      <w:r>
+        <w:rPr>
+          <w:rFonts w:ascii="Arial" w:hAnsi="Arial" w:cs="Arial"/>
+        </w:rPr>
+        <w:t xml:space="preserve"> Soportar un incremento de usuarios concurrentes y volumen de datos multimedia (imágenes/documentos) sin degradar el tiempo de respuesta.</w:t>
+      </w:r>
+    </w:p>
+    <w:p>
+      <w:pPr>
+        <w:pStyle w:val="NormalWeb"/>
+        <w:jc w:val="both"/>
+        <w:rPr>
+          <w:rFonts w:ascii="Arial" w:hAnsi="Arial" w:cs="Arial"/>
+        </w:rPr>
+      </w:pPr>
+      <w:r>
+        <w:rPr>
+          <w:rFonts w:ascii="Arial" w:hAnsi="Arial" w:cs="Arial"/>
+          <w:b/>
+          <w:bCs/>
+        </w:rPr>
+        <w:t>Mantenibilidad:</w:t>
+      </w:r>
+      <w:r>
+        <w:rPr>
+          <w:rFonts w:ascii="Arial" w:hAnsi="Arial" w:cs="Arial"/>
+        </w:rPr>
+        <w:t xml:space="preserve"> Código estructurado de forma modular y bien documentado para facilitar correcciones de errores, pruebas e integración de nuevos módulos.</w:t>
+      </w:r>
+    </w:p>
+    <w:p>
+      <w:pPr>
+        <w:pStyle w:val="NormalWeb"/>
+        <w:jc w:val="both"/>
+        <w:rPr>
+          <w:rFonts w:ascii="Arial" w:hAnsi="Arial" w:cs="Arial"/>
+        </w:rPr>
+      </w:pPr>
+      <w:r>
+        <w:rPr>
+          <w:rFonts w:ascii="Arial" w:hAnsi="Arial" w:cs="Arial"/>
+          <w:b/>
+          <w:bCs/>
+        </w:rPr>
+        <w:t>Trazabilidad de versiones:</w:t>
+      </w:r>
+      <w:r>
+        <w:rPr>
+          <w:rFonts w:ascii="Arial" w:hAnsi="Arial" w:cs="Arial"/>
+        </w:rPr>
+        <w:t xml:space="preserve"> Registro de auditoría (logs) que guarde un historial cronológico e inalterable de los cambios de estado en los casos, fichas médicas y actualizaciones del software</w:t>
+      </w:r>
+    </w:p>
+    <w:p>
+      <w:pPr>
+        <w:pStyle w:val="NormalWeb"/>
+        <w:jc w:val="both"/>
+        <w:rPr>
+          <w:rFonts w:ascii="Arial" w:hAnsi="Arial" w:cs="Arial"/>
+        </w:rPr>
+      </w:pPr>
+    </w:p>
+    <w:p>
+      <w:pPr>
+        <w:pStyle w:val="NormalWeb"/>
+        <w:jc w:val="center"/>
+        <w:rPr>
+          <w:rFonts w:ascii="Arial" w:hAnsi="Arial" w:cs="Arial"/>
+        </w:rPr>
+      </w:pPr>
+      <w:r>
+        <w:rPr>
+          <w:rFonts w:ascii="Arial" w:hAnsi="Arial" w:cs="Arial"/>
+        </w:rPr>
+        <w:lastRenderedPageBreak/>
+        <w:t>DIAGRAMA DE CLASES UML EN DRAWIO</w:t>
+      </w:r>
+    </w:p>
+    <w:p>
+      <w:pPr>
+        <w:pStyle w:val="NormalWeb"/>
+        <w:jc w:val="center"/>
+        <w:rPr>
+          <w:rFonts w:ascii="Arial" w:hAnsi="Arial" w:cs="Arial"/>
+        </w:rPr>
+      </w:pPr>
+      <w:r>
+        <w:rPr>
+          <w:rFonts w:ascii="Arial" w:hAnsi="Arial" w:cs="Arial"/>
+        </w:rPr>
+        <w:drawing>
+          <wp:inline distT="0" distB="0" distL="0" distR="0" wp14:anchorId="05789AAE" wp14:editId="25A50367">
+            <wp:extent cx="5400040" cy="3589020"/>
+            <wp:effectExtent l="76200" t="76200" r="124460" b="125730"/>
+            <wp:docPr id="826796534" name="Imagen 1"/>
+            <wp:cNvGraphicFramePr>
+              <a:graphicFrameLocks xmlns:a="http://schemas.openxmlformats.org/drawingml/2006/main" noChangeAspect="1"/>
+            </wp:cNvGraphicFramePr>
+            <a:graphic xmlns:a="http://schemas.openxmlformats.org/drawingml/2006/main">
+              <a:graphicData uri="http://schemas.openxmlformats.org/drawingml/2006/picture">
+                <pic:pic xmlns:pic="http://schemas.openxmlformats.org/drawingml/2006/picture">
+                  <pic:nvPicPr>
+                    <pic:cNvPr id="826796534" name=""/>
+                    <pic:cNvPicPr/>
+                  </pic:nvPicPr>
+                  <pic:blipFill>
+                    <a:blip r:embed="rId14"/>
+                    <a:stretch>
+                      <a:fillRect/>
+                    </a:stretch>
+                  </pic:blipFill>
+                  <pic:spPr>
+                    <a:xfrm>
+                      <a:off x="0" y="0"/>
+                      <a:ext cx="5400040" cy="3589020"/>
+                    </a:xfrm>
+                    <a:prstGeom prst="rect">
+                      <a:avLst/>
+                    </a:prstGeom>
+                    <a:ln w="38100" cap="sq">
+                      <a:solidFill>
+                        <a:srgbClr val="000000"/>
+                      </a:solidFill>
+                      <a:prstDash val="solid"/>
+                      <a:miter lim="800000"/>
+                    </a:ln>
+                    <a:effectLst>
+                      <a:outerShdw blurRad="50800" dist="38100" dir="2700000" algn="tl" rotWithShape="0">
+                        <a:srgbClr val="000000">
+                          <a:alpha val="43000"/>
+                        </a:srgbClr>
+                      </a:outerShdw>
+                    </a:effectLst>
+                  </pic:spPr>
+                </pic:pic>
+              </a:graphicData>
+            </a:graphic>
+          </wp:inline>
+        </w:drawing>
+      </w:r>
+    </w:p>
+    <w:p>
+      <w:pPr>
+        <w:widowControl w:val="0"/>
+        <w:pBdr>
+          <w:top w:val="nil"/>
+          <w:left w:val="nil"/>
+          <w:bottom w:val="nil"/>
+          <w:right w:val="nil"/>
+          <w:between w:val="nil"/>
+        </w:pBdr>
+        <w:spacing w:after="0" w:line="240" w:lineRule="auto"/>
+        <w:jc w:val="center"/>
+        <w:rPr>
+          <w:rFonts w:ascii="Arial" w:hAnsi="Arial" w:cs="Arial"/>
+          <w:b/>
+          <w:bCs/>
+          <w:sz w:val="20"/>
+          <w:szCs w:val="20"/>
+          <w:lang w:eastAsia="es-EC"/>
+        </w:rPr>
+      </w:pPr>
+    </w:p>
+    <w:p>
+      <w:pPr>
+        <w:widowControl w:val="0"/>
+        <w:pBdr>
+          <w:top w:val="nil"/>
+          <w:left w:val="nil"/>
+          <w:bottom w:val="nil"/>
+          <w:right w:val="nil"/>
+          <w:between w:val="nil"/>
+        </w:pBdr>
+        <w:spacing w:after="0" w:line="240" w:lineRule="auto"/>
+        <w:jc w:val="center"/>
+        <w:rPr>
+          <w:rFonts w:ascii="Arial" w:hAnsi="Arial" w:cs="Arial"/>
+          <w:b/>
+          <w:bCs/>
+          <w:sz w:val="20"/>
+          <w:szCs w:val="20"/>
+          <w:lang w:eastAsia="es-EC"/>
+        </w:rPr>
+      </w:pPr>
+    </w:p>
+    <w:p>
+      <w:pPr>
         <w:pStyle w:val="Sinespaciado"/>
         <w:spacing w:line="360" w:lineRule="auto"/>
         <w:jc w:val="both"/>
@@ -1414,7 +1914,7 @@
       </w:r>
     </w:p>
     <w:sectPr>
-      <w:headerReference w:type="first" r:id="rId14"/>
+      <w:headerReference w:type="first" r:id="rId15"/>
       <w:pgSz w:w="11906" w:h="16838"/>
       <w:pgMar w:top="1417" w:right="1701" w:bottom="1417" w:left="1701" w:header="708" w:footer="708" w:gutter="0"/>
       <w:pgNumType w:start="1"/>
@@ -2286,7 +2786,7 @@
         <v:path o:extrusionok="f" gradientshapeok="t" o:connecttype="rect"/>
         <o:lock v:ext="edit" aspectratio="t"/>
       </v:shapetype>
-      <v:shape id="_x0000_i1025" type="#_x0000_t75" style="width:11.55pt;height:11.55pt" o:bullet="t">
+      <v:shape id="_x0000_i1025" type="#_x0000_t75" style="width:11.25pt;height:11.25pt" o:bullet="t">
         <v:imagedata r:id="rId1" o:title="mso3E28"/>
       </v:shape>
     </w:pict>
@@ -2519,6 +3019,155 @@
     </w:lvl>
   </w:abstractNum>
   <w:abstractNum w:abstractNumId="2" w15:restartNumberingAfterBreak="0">
+    <w:nsid w:val="11495F87"/>
+    <w:multiLevelType w:val="multilevel"/>
+    <w:tmpl w:val="094E4296"/>
+    <w:lvl w:ilvl="0">
+      <w:start w:val="1"/>
+      <w:numFmt w:val="bullet"/>
+      <w:lvlText w:val=""/>
+      <w:lvlJc w:val="left"/>
+      <w:pPr>
+        <w:tabs>
+          <w:tab w:val="num" w:pos="720"/>
+        </w:tabs>
+        <w:ind w:left="720" w:hanging="360"/>
+      </w:pPr>
+      <w:rPr>
+        <w:rFonts w:ascii="Symbol" w:hAnsi="Symbol" w:hint="default"/>
+        <w:sz w:val="20"/>
+      </w:rPr>
+    </w:lvl>
+    <w:lvl w:ilvl="1" w:tentative="1">
+      <w:start w:val="1"/>
+      <w:numFmt w:val="bullet"/>
+      <w:lvlText w:val="o"/>
+      <w:lvlJc w:val="left"/>
+      <w:pPr>
+        <w:tabs>
+          <w:tab w:val="num" w:pos="1440"/>
+        </w:tabs>
+        <w:ind w:left="1440" w:hanging="360"/>
+      </w:pPr>
+      <w:rPr>
+        <w:rFonts w:ascii="Courier New" w:hAnsi="Courier New" w:hint="default"/>
+        <w:sz w:val="20"/>
+      </w:rPr>
+    </w:lvl>
+    <w:lvl w:ilvl="2" w:tentative="1">
+      <w:start w:val="1"/>
+      <w:numFmt w:val="bullet"/>
+      <w:lvlText w:val=""/>
+      <w:lvlJc w:val="left"/>
+      <w:pPr>
+        <w:tabs>
+          <w:tab w:val="num" w:pos="2160"/>
+        </w:tabs>
+        <w:ind w:left="2160" w:hanging="360"/>
+      </w:pPr>
+      <w:rPr>
+        <w:rFonts w:ascii="Wingdings" w:hAnsi="Wingdings" w:hint="default"/>
+        <w:sz w:val="20"/>
+      </w:rPr>
+    </w:lvl>
+    <w:lvl w:ilvl="3" w:tentative="1">
+      <w:start w:val="1"/>
+      <w:numFmt w:val="bullet"/>
+      <w:lvlText w:val=""/>
+      <w:lvlJc w:val="left"/>
+      <w:pPr>
+        <w:tabs>
+          <w:tab w:val="num" w:pos="2880"/>
+        </w:tabs>
+        <w:ind w:left="2880" w:hanging="360"/>
+      </w:pPr>
+      <w:rPr>
+        <w:rFonts w:ascii="Wingdings" w:hAnsi="Wingdings" w:hint="default"/>
+        <w:sz w:val="20"/>
+      </w:rPr>
+    </w:lvl>
+    <w:lvl w:ilvl="4" w:tentative="1">
+      <w:start w:val="1"/>
+      <w:numFmt w:val="bullet"/>
+      <w:lvlText w:val=""/>
+      <w:lvlJc w:val="left"/>
+      <w:pPr>
+        <w:tabs>
+          <w:tab w:val="num" w:pos="3600"/>
+        </w:tabs>
+        <w:ind w:left="3600" w:hanging="360"/>
+      </w:pPr>
+      <w:rPr>
+        <w:rFonts w:ascii="Wingdings" w:hAnsi="Wingdings" w:hint="default"/>
+        <w:sz w:val="20"/>
+      </w:rPr>
+    </w:lvl>
+    <w:lvl w:ilvl="5" w:tentative="1">
+      <w:start w:val="1"/>
+      <w:numFmt w:val="bullet"/>
+      <w:lvlText w:val=""/>
+      <w:lvlJc w:val="left"/>
+      <w:pPr>
+        <w:tabs>
+          <w:tab w:val="num" w:pos="4320"/>
+        </w:tabs>
+        <w:ind w:left="4320" w:hanging="360"/>
+      </w:pPr>
+      <w:rPr>
+        <w:rFonts w:ascii="Wingdings" w:hAnsi="Wingdings" w:hint="default"/>
+        <w:sz w:val="20"/>
+      </w:rPr>
+    </w:lvl>
+    <w:lvl w:ilvl="6" w:tentative="1">
+      <w:start w:val="1"/>
+      <w:numFmt w:val="bullet"/>
+      <w:lvlText w:val=""/>
+      <w:lvlJc w:val="left"/>
+      <w:pPr>
+        <w:tabs>
+          <w:tab w:val="num" w:pos="5040"/>
+        </w:tabs>
+        <w:ind w:left="5040" w:hanging="360"/>
+      </w:pPr>
+      <w:rPr>
+        <w:rFonts w:ascii="Wingdings" w:hAnsi="Wingdings" w:hint="default"/>
+        <w:sz w:val="20"/>
+      </w:rPr>
+    </w:lvl>
+    <w:lvl w:ilvl="7" w:tentative="1">
+      <w:start w:val="1"/>
+      <w:numFmt w:val="bullet"/>
+      <w:lvlText w:val=""/>
+      <w:lvlJc w:val="left"/>
+      <w:pPr>
+        <w:tabs>
+          <w:tab w:val="num" w:pos="5760"/>
+        </w:tabs>
+        <w:ind w:left="5760" w:hanging="360"/>
+      </w:pPr>
+      <w:rPr>
+        <w:rFonts w:ascii="Wingdings" w:hAnsi="Wingdings" w:hint="default"/>
+        <w:sz w:val="20"/>
+      </w:rPr>
+    </w:lvl>
+    <w:lvl w:ilvl="8" w:tentative="1">
+      <w:start w:val="1"/>
+      <w:numFmt w:val="bullet"/>
+      <w:lvlText w:val=""/>
+      <w:lvlJc w:val="left"/>
+      <w:pPr>
+        <w:tabs>
+          <w:tab w:val="num" w:pos="6480"/>
+        </w:tabs>
+        <w:ind w:left="6480" w:hanging="360"/>
+      </w:pPr>
+      <w:rPr>
+        <w:rFonts w:ascii="Wingdings" w:hAnsi="Wingdings" w:hint="default"/>
+        <w:sz w:val="20"/>
+      </w:rPr>
+    </w:lvl>
+  </w:abstractNum>
+  <w:abstractNum w:abstractNumId="3" w15:restartNumberingAfterBreak="0">
     <w:nsid w:val="19254471"/>
     <w:multiLevelType w:val="hybridMultilevel"/>
     <w:tmpl w:val="EE48CFBA"/>
@@ -2632,7 +3281,7 @@
       </w:rPr>
     </w:lvl>
   </w:abstractNum>
-  <w:abstractNum w:abstractNumId="3" w15:restartNumberingAfterBreak="0">
+  <w:abstractNum w:abstractNumId="4" w15:restartNumberingAfterBreak="0">
     <w:nsid w:val="25D101E3"/>
     <w:multiLevelType w:val="hybridMultilevel"/>
     <w:tmpl w:val="1E9CC514"/>
@@ -2745,7 +3394,7 @@
       </w:rPr>
     </w:lvl>
   </w:abstractNum>
-  <w:abstractNum w:abstractNumId="4" w15:restartNumberingAfterBreak="0">
+  <w:abstractNum w:abstractNumId="5" w15:restartNumberingAfterBreak="0">
     <w:nsid w:val="26DE4B16"/>
     <w:multiLevelType w:val="multilevel"/>
     <w:tmpl w:val="9470283E"/>
@@ -2894,7 +3543,7 @@
       </w:rPr>
     </w:lvl>
   </w:abstractNum>
-  <w:abstractNum w:abstractNumId="5" w15:restartNumberingAfterBreak="0">
+  <w:abstractNum w:abstractNumId="6" w15:restartNumberingAfterBreak="0">
     <w:nsid w:val="2E8C7B01"/>
     <w:multiLevelType w:val="multilevel"/>
     <w:tmpl w:val="C17EACDC"/>
@@ -3015,7 +3664,7 @@
       </w:rPr>
     </w:lvl>
   </w:abstractNum>
-  <w:abstractNum w:abstractNumId="6" w15:restartNumberingAfterBreak="0">
+  <w:abstractNum w:abstractNumId="7" w15:restartNumberingAfterBreak="0">
     <w:nsid w:val="40DD1A90"/>
     <w:multiLevelType w:val="multilevel"/>
     <w:tmpl w:val="6E5C174A"/>
@@ -3128,7 +3777,7 @@
       </w:rPr>
     </w:lvl>
   </w:abstractNum>
-  <w:abstractNum w:abstractNumId="7" w15:restartNumberingAfterBreak="0">
+  <w:abstractNum w:abstractNumId="8" w15:restartNumberingAfterBreak="0">
     <w:nsid w:val="43722CF5"/>
     <w:multiLevelType w:val="hybridMultilevel"/>
     <w:tmpl w:val="7CCAC0E6"/>
@@ -3214,7 +3863,7 @@
       </w:pPr>
     </w:lvl>
   </w:abstractNum>
-  <w:abstractNum w:abstractNumId="8" w15:restartNumberingAfterBreak="0">
+  <w:abstractNum w:abstractNumId="9" w15:restartNumberingAfterBreak="0">
     <w:nsid w:val="4D4940A8"/>
     <w:multiLevelType w:val="hybridMultilevel"/>
     <w:tmpl w:val="4FEC69F0"/>
@@ -3328,7 +3977,7 @@
       </w:rPr>
     </w:lvl>
   </w:abstractNum>
-  <w:abstractNum w:abstractNumId="9" w15:restartNumberingAfterBreak="0">
+  <w:abstractNum w:abstractNumId="10" w15:restartNumberingAfterBreak="0">
     <w:nsid w:val="4F397A1C"/>
     <w:multiLevelType w:val="multilevel"/>
     <w:tmpl w:val="CCDA827E"/>
@@ -3477,7 +4126,156 @@
       </w:rPr>
     </w:lvl>
   </w:abstractNum>
-  <w:abstractNum w:abstractNumId="10" w15:restartNumberingAfterBreak="0">
+  <w:abstractNum w:abstractNumId="11" w15:restartNumberingAfterBreak="0">
+    <w:nsid w:val="518C3065"/>
+    <w:multiLevelType w:val="multilevel"/>
+    <w:tmpl w:val="9B5A3678"/>
+    <w:lvl w:ilvl="0">
+      <w:start w:val="1"/>
+      <w:numFmt w:val="bullet"/>
+      <w:lvlText w:val=""/>
+      <w:lvlJc w:val="left"/>
+      <w:pPr>
+        <w:tabs>
+          <w:tab w:val="num" w:pos="720"/>
+        </w:tabs>
+        <w:ind w:left="720" w:hanging="360"/>
+      </w:pPr>
+      <w:rPr>
+        <w:rFonts w:ascii="Symbol" w:hAnsi="Symbol" w:hint="default"/>
+        <w:sz w:val="20"/>
+      </w:rPr>
+    </w:lvl>
+    <w:lvl w:ilvl="1" w:tentative="1">
+      <w:start w:val="1"/>
+      <w:numFmt w:val="bullet"/>
+      <w:lvlText w:val="o"/>
+      <w:lvlJc w:val="left"/>
+      <w:pPr>
+        <w:tabs>
+          <w:tab w:val="num" w:pos="1440"/>
+        </w:tabs>
+        <w:ind w:left="1440" w:hanging="360"/>
+      </w:pPr>
+      <w:rPr>
+        <w:rFonts w:ascii="Courier New" w:hAnsi="Courier New" w:hint="default"/>
+        <w:sz w:val="20"/>
+      </w:rPr>
+    </w:lvl>
+    <w:lvl w:ilvl="2" w:tentative="1">
+      <w:start w:val="1"/>
+      <w:numFmt w:val="bullet"/>
+      <w:lvlText w:val=""/>
+      <w:lvlJc w:val="left"/>
+      <w:pPr>
+        <w:tabs>
+          <w:tab w:val="num" w:pos="2160"/>
+        </w:tabs>
+        <w:ind w:left="2160" w:hanging="360"/>
+      </w:pPr>
+      <w:rPr>
+        <w:rFonts w:ascii="Wingdings" w:hAnsi="Wingdings" w:hint="default"/>
+        <w:sz w:val="20"/>
+      </w:rPr>
+    </w:lvl>
+    <w:lvl w:ilvl="3" w:tentative="1">
+      <w:start w:val="1"/>
+      <w:numFmt w:val="bullet"/>
+      <w:lvlText w:val=""/>
+      <w:lvlJc w:val="left"/>
+      <w:pPr>
+        <w:tabs>
+          <w:tab w:val="num" w:pos="2880"/>
+        </w:tabs>
+        <w:ind w:left="2880" w:hanging="360"/>
+      </w:pPr>
+      <w:rPr>
+        <w:rFonts w:ascii="Wingdings" w:hAnsi="Wingdings" w:hint="default"/>
+        <w:sz w:val="20"/>
+      </w:rPr>
+    </w:lvl>
+    <w:lvl w:ilvl="4" w:tentative="1">
+      <w:start w:val="1"/>
+      <w:numFmt w:val="bullet"/>
+      <w:lvlText w:val=""/>
+      <w:lvlJc w:val="left"/>
+      <w:pPr>
+        <w:tabs>
+          <w:tab w:val="num" w:pos="3600"/>
+        </w:tabs>
+        <w:ind w:left="3600" w:hanging="360"/>
+      </w:pPr>
+      <w:rPr>
+        <w:rFonts w:ascii="Wingdings" w:hAnsi="Wingdings" w:hint="default"/>
+        <w:sz w:val="20"/>
+      </w:rPr>
+    </w:lvl>
+    <w:lvl w:ilvl="5" w:tentative="1">
+      <w:start w:val="1"/>
+      <w:numFmt w:val="bullet"/>
+      <w:lvlText w:val=""/>
+      <w:lvlJc w:val="left"/>
+      <w:pPr>
+        <w:tabs>
+          <w:tab w:val="num" w:pos="4320"/>
+        </w:tabs>
+        <w:ind w:left="4320" w:hanging="360"/>
+      </w:pPr>
+      <w:rPr>
+        <w:rFonts w:ascii="Wingdings" w:hAnsi="Wingdings" w:hint="default"/>
+        <w:sz w:val="20"/>
+      </w:rPr>
+    </w:lvl>
+    <w:lvl w:ilvl="6" w:tentative="1">
+      <w:start w:val="1"/>
+      <w:numFmt w:val="bullet"/>
+      <w:lvlText w:val=""/>
+      <w:lvlJc w:val="left"/>
+      <w:pPr>
+        <w:tabs>
+          <w:tab w:val="num" w:pos="5040"/>
+        </w:tabs>
+        <w:ind w:left="5040" w:hanging="360"/>
+      </w:pPr>
+      <w:rPr>
+        <w:rFonts w:ascii="Wingdings" w:hAnsi="Wingdings" w:hint="default"/>
+        <w:sz w:val="20"/>
+      </w:rPr>
+    </w:lvl>
+    <w:lvl w:ilvl="7" w:tentative="1">
+      <w:start w:val="1"/>
+      <w:numFmt w:val="bullet"/>
+      <w:lvlText w:val=""/>
+      <w:lvlJc w:val="left"/>
+      <w:pPr>
+        <w:tabs>
+          <w:tab w:val="num" w:pos="5760"/>
+        </w:tabs>
+        <w:ind w:left="5760" w:hanging="360"/>
+      </w:pPr>
+      <w:rPr>
+        <w:rFonts w:ascii="Wingdings" w:hAnsi="Wingdings" w:hint="default"/>
+        <w:sz w:val="20"/>
+      </w:rPr>
+    </w:lvl>
+    <w:lvl w:ilvl="8" w:tentative="1">
+      <w:start w:val="1"/>
+      <w:numFmt w:val="bullet"/>
+      <w:lvlText w:val=""/>
+      <w:lvlJc w:val="left"/>
+      <w:pPr>
+        <w:tabs>
+          <w:tab w:val="num" w:pos="6480"/>
+        </w:tabs>
+        <w:ind w:left="6480" w:hanging="360"/>
+      </w:pPr>
+      <w:rPr>
+        <w:rFonts w:ascii="Wingdings" w:hAnsi="Wingdings" w:hint="default"/>
+        <w:sz w:val="20"/>
+      </w:rPr>
+    </w:lvl>
+  </w:abstractNum>
+  <w:abstractNum w:abstractNumId="12" w15:restartNumberingAfterBreak="0">
     <w:nsid w:val="54174C12"/>
     <w:multiLevelType w:val="multilevel"/>
     <w:tmpl w:val="15B62650"/>
@@ -3608,7 +4406,7 @@
       </w:rPr>
     </w:lvl>
   </w:abstractNum>
-  <w:abstractNum w:abstractNumId="11" w15:restartNumberingAfterBreak="0">
+  <w:abstractNum w:abstractNumId="13" w15:restartNumberingAfterBreak="0">
     <w:nsid w:val="54517D06"/>
     <w:multiLevelType w:val="hybridMultilevel"/>
     <w:tmpl w:val="3DB0EB80"/>
@@ -3720,7 +4518,120 @@
       </w:rPr>
     </w:lvl>
   </w:abstractNum>
-  <w:abstractNum w:abstractNumId="12" w15:restartNumberingAfterBreak="0">
+  <w:abstractNum w:abstractNumId="14" w15:restartNumberingAfterBreak="0">
+    <w:nsid w:val="5EA7739A"/>
+    <w:multiLevelType w:val="multilevel"/>
+    <w:tmpl w:val="65E44E7A"/>
+    <w:lvl w:ilvl="0">
+      <w:start w:val="1"/>
+      <w:numFmt w:val="decimal"/>
+      <w:lvlText w:val="%1."/>
+      <w:lvlJc w:val="left"/>
+      <w:pPr>
+        <w:tabs>
+          <w:tab w:val="num" w:pos="720"/>
+        </w:tabs>
+        <w:ind w:left="720" w:hanging="360"/>
+      </w:pPr>
+    </w:lvl>
+    <w:lvl w:ilvl="1" w:tentative="1">
+      <w:start w:val="1"/>
+      <w:numFmt w:val="decimal"/>
+      <w:lvlText w:val="%2."/>
+      <w:lvlJc w:val="left"/>
+      <w:pPr>
+        <w:tabs>
+          <w:tab w:val="num" w:pos="1440"/>
+        </w:tabs>
+        <w:ind w:left="1440" w:hanging="360"/>
+      </w:pPr>
+    </w:lvl>
+    <w:lvl w:ilvl="2" w:tentative="1">
+      <w:start w:val="1"/>
+      <w:numFmt w:val="decimal"/>
+      <w:lvlText w:val="%3."/>
+      <w:lvlJc w:val="left"/>
+      <w:pPr>
+        <w:tabs>
+          <w:tab w:val="num" w:pos="2160"/>
+        </w:tabs>
+        <w:ind w:left="2160" w:hanging="360"/>
+      </w:pPr>
+    </w:lvl>
+    <w:lvl w:ilvl="3" w:tentative="1">
+      <w:start w:val="1"/>
+      <w:numFmt w:val="decimal"/>
+      <w:lvlText w:val="%4."/>
+      <w:lvlJc w:val="left"/>
+      <w:pPr>
+        <w:tabs>
+          <w:tab w:val="num" w:pos="2880"/>
+        </w:tabs>
+        <w:ind w:left="2880" w:hanging="360"/>
+      </w:pPr>
+    </w:lvl>
+    <w:lvl w:ilvl="4" w:tentative="1">
+      <w:start w:val="1"/>
+      <w:numFmt w:val="decimal"/>
+      <w:lvlText w:val="%5."/>
+      <w:lvlJc w:val="left"/>
+      <w:pPr>
+        <w:tabs>
+          <w:tab w:val="num" w:pos="3600"/>
+        </w:tabs>
+        <w:ind w:left="3600" w:hanging="360"/>
+      </w:pPr>
+    </w:lvl>
+    <w:lvl w:ilvl="5" w:tentative="1">
+      <w:start w:val="1"/>
+      <w:numFmt w:val="decimal"/>
+      <w:lvlText w:val="%6."/>
+      <w:lvlJc w:val="left"/>
+      <w:pPr>
+        <w:tabs>
+          <w:tab w:val="num" w:pos="4320"/>
+        </w:tabs>
+        <w:ind w:left="4320" w:hanging="360"/>
+      </w:pPr>
+    </w:lvl>
+    <w:lvl w:ilvl="6" w:tentative="1">
+      <w:start w:val="1"/>
+      <w:numFmt w:val="decimal"/>
+      <w:lvlText w:val="%7."/>
+      <w:lvlJc w:val="left"/>
+      <w:pPr>
+        <w:tabs>
+          <w:tab w:val="num" w:pos="5040"/>
+        </w:tabs>
+        <w:ind w:left="5040" w:hanging="360"/>
+      </w:pPr>
+    </w:lvl>
+    <w:lvl w:ilvl="7" w:tentative="1">
+      <w:start w:val="1"/>
+      <w:numFmt w:val="decimal"/>
+      <w:lvlText w:val="%8."/>
+      <w:lvlJc w:val="left"/>
+      <w:pPr>
+        <w:tabs>
+          <w:tab w:val="num" w:pos="5760"/>
+        </w:tabs>
+        <w:ind w:left="5760" w:hanging="360"/>
+      </w:pPr>
+    </w:lvl>
+    <w:lvl w:ilvl="8" w:tentative="1">
+      <w:start w:val="1"/>
+      <w:numFmt w:val="decimal"/>
+      <w:lvlText w:val="%9."/>
+      <w:lvlJc w:val="left"/>
+      <w:pPr>
+        <w:tabs>
+          <w:tab w:val="num" w:pos="6480"/>
+        </w:tabs>
+        <w:ind w:left="6480" w:hanging="360"/>
+      </w:pPr>
+    </w:lvl>
+  </w:abstractNum>
+  <w:abstractNum w:abstractNumId="15" w15:restartNumberingAfterBreak="0">
     <w:nsid w:val="68E15795"/>
     <w:multiLevelType w:val="hybridMultilevel"/>
     <w:tmpl w:val="8FE616A0"/>
@@ -3833,7 +4744,7 @@
       </w:rPr>
     </w:lvl>
   </w:abstractNum>
-  <w:abstractNum w:abstractNumId="13" w15:restartNumberingAfterBreak="0">
+  <w:abstractNum w:abstractNumId="16" w15:restartNumberingAfterBreak="0">
     <w:nsid w:val="6AFC07D3"/>
     <w:multiLevelType w:val="multilevel"/>
     <w:tmpl w:val="B3426C00"/>
@@ -3946,7 +4857,7 @@
       </w:rPr>
     </w:lvl>
   </w:abstractNum>
-  <w:abstractNum w:abstractNumId="14" w15:restartNumberingAfterBreak="0">
+  <w:abstractNum w:abstractNumId="17" w15:restartNumberingAfterBreak="0">
     <w:nsid w:val="6B7B1E92"/>
     <w:multiLevelType w:val="multilevel"/>
     <w:tmpl w:val="21BA233E"/>
@@ -4077,7 +4988,7 @@
       </w:rPr>
     </w:lvl>
   </w:abstractNum>
-  <w:abstractNum w:abstractNumId="15" w15:restartNumberingAfterBreak="0">
+  <w:abstractNum w:abstractNumId="18" w15:restartNumberingAfterBreak="0">
     <w:nsid w:val="6FA144D3"/>
     <w:multiLevelType w:val="multilevel"/>
     <w:tmpl w:val="98CEB7D6"/>
@@ -4198,7 +5109,7 @@
       </w:rPr>
     </w:lvl>
   </w:abstractNum>
-  <w:abstractNum w:abstractNumId="16" w15:restartNumberingAfterBreak="0">
+  <w:abstractNum w:abstractNumId="19" w15:restartNumberingAfterBreak="0">
     <w:nsid w:val="738344F2"/>
     <w:multiLevelType w:val="hybridMultilevel"/>
     <w:tmpl w:val="C4E037F2"/>
@@ -4313,7 +5224,7 @@
       </w:rPr>
     </w:lvl>
   </w:abstractNum>
-  <w:abstractNum w:abstractNumId="17" w15:restartNumberingAfterBreak="0">
+  <w:abstractNum w:abstractNumId="20" w15:restartNumberingAfterBreak="0">
     <w:nsid w:val="74B1685F"/>
     <w:multiLevelType w:val="hybridMultilevel"/>
     <w:tmpl w:val="943E89B2"/>
@@ -4426,7 +5337,7 @@
       </w:rPr>
     </w:lvl>
   </w:abstractNum>
-  <w:abstractNum w:abstractNumId="18" w15:restartNumberingAfterBreak="0">
+  <w:abstractNum w:abstractNumId="21" w15:restartNumberingAfterBreak="0">
     <w:nsid w:val="75DB1EAD"/>
     <w:multiLevelType w:val="multilevel"/>
     <w:tmpl w:val="F2B0D608"/>
@@ -4539,7 +5450,7 @@
       </w:rPr>
     </w:lvl>
   </w:abstractNum>
-  <w:abstractNum w:abstractNumId="19" w15:restartNumberingAfterBreak="0">
+  <w:abstractNum w:abstractNumId="22" w15:restartNumberingAfterBreak="0">
     <w:nsid w:val="77694BC3"/>
     <w:multiLevelType w:val="hybridMultilevel"/>
     <w:tmpl w:val="8D0A3582"/>
@@ -4652,7 +5563,7 @@
       </w:rPr>
     </w:lvl>
   </w:abstractNum>
-  <w:abstractNum w:abstractNumId="20" w15:restartNumberingAfterBreak="0">
+  <w:abstractNum w:abstractNumId="23" w15:restartNumberingAfterBreak="0">
     <w:nsid w:val="7CE94054"/>
     <w:multiLevelType w:val="multilevel"/>
     <w:tmpl w:val="A4D4C1F2"/>
@@ -4767,67 +5678,76 @@
     </w:lvl>
   </w:abstractNum>
   <w:num w:numId="1" w16cid:durableId="580336707">
-    <w:abstractNumId w:val="6"/>
+    <w:abstractNumId w:val="7"/>
   </w:num>
   <w:num w:numId="2" w16cid:durableId="1059329263">
+    <w:abstractNumId w:val="19"/>
+  </w:num>
+  <w:num w:numId="3" w16cid:durableId="1632787983">
+    <w:abstractNumId w:val="18"/>
+  </w:num>
+  <w:num w:numId="4" w16cid:durableId="961033060">
     <w:abstractNumId w:val="16"/>
   </w:num>
-  <w:num w:numId="3" w16cid:durableId="1632787983">
-    <w:abstractNumId w:val="15"/>
-  </w:num>
-  <w:num w:numId="4" w16cid:durableId="961033060">
-    <w:abstractNumId w:val="13"/>
-  </w:num>
   <w:num w:numId="5" w16cid:durableId="863713114">
-    <w:abstractNumId w:val="20"/>
+    <w:abstractNumId w:val="23"/>
   </w:num>
   <w:num w:numId="6" w16cid:durableId="147669440">
-    <w:abstractNumId w:val="10"/>
+    <w:abstractNumId w:val="12"/>
   </w:num>
   <w:num w:numId="7" w16cid:durableId="30422349">
-    <w:abstractNumId w:val="14"/>
+    <w:abstractNumId w:val="17"/>
   </w:num>
   <w:num w:numId="8" w16cid:durableId="1058212305">
-    <w:abstractNumId w:val="18"/>
+    <w:abstractNumId w:val="21"/>
   </w:num>
   <w:num w:numId="9" w16cid:durableId="1025667913">
-    <w:abstractNumId w:val="19"/>
+    <w:abstractNumId w:val="22"/>
   </w:num>
   <w:num w:numId="10" w16cid:durableId="103616347">
     <w:abstractNumId w:val="1"/>
   </w:num>
   <w:num w:numId="11" w16cid:durableId="780879010">
-    <w:abstractNumId w:val="3"/>
+    <w:abstractNumId w:val="4"/>
   </w:num>
   <w:num w:numId="12" w16cid:durableId="1337921966">
-    <w:abstractNumId w:val="11"/>
+    <w:abstractNumId w:val="13"/>
   </w:num>
   <w:num w:numId="13" w16cid:durableId="2032753891">
-    <w:abstractNumId w:val="5"/>
+    <w:abstractNumId w:val="6"/>
   </w:num>
   <w:num w:numId="14" w16cid:durableId="318732012">
-    <w:abstractNumId w:val="8"/>
+    <w:abstractNumId w:val="9"/>
   </w:num>
   <w:num w:numId="15" w16cid:durableId="729381905">
     <w:abstractNumId w:val="0"/>
   </w:num>
   <w:num w:numId="16" w16cid:durableId="1090465784">
-    <w:abstractNumId w:val="17"/>
+    <w:abstractNumId w:val="20"/>
   </w:num>
   <w:num w:numId="17" w16cid:durableId="902326758">
-    <w:abstractNumId w:val="12"/>
+    <w:abstractNumId w:val="15"/>
   </w:num>
   <w:num w:numId="18" w16cid:durableId="868643345">
+    <w:abstractNumId w:val="3"/>
+  </w:num>
+  <w:num w:numId="19" w16cid:durableId="4791944">
+    <w:abstractNumId w:val="10"/>
+  </w:num>
+  <w:num w:numId="20" w16cid:durableId="216278727">
+    <w:abstractNumId w:val="5"/>
+  </w:num>
+  <w:num w:numId="21" w16cid:durableId="489101584">
+    <w:abstractNumId w:val="8"/>
+  </w:num>
+  <w:num w:numId="22" w16cid:durableId="19356264">
     <w:abstractNumId w:val="2"/>
   </w:num>
-  <w:num w:numId="19" w16cid:durableId="4791944">
-    <w:abstractNumId w:val="9"/>
+  <w:num w:numId="23" w16cid:durableId="227040797">
+    <w:abstractNumId w:val="14"/>
   </w:num>
-  <w:num w:numId="20" w16cid:durableId="216278727">
-    <w:abstractNumId w:val="4"/>
-  </w:num>
-  <w:num w:numId="21" w16cid:durableId="489101584">
-    <w:abstractNumId w:val="7"/>
+  <w:num w:numId="24" w16cid:durableId="264851406">
+    <w:abstractNumId w:val="11"/>
   </w:num>
 </w:numbering>
 </file>

--- a/Actividad _1_Holger_Chávez.docx
+++ b/Actividad _1_Holger_Chávez.docx
@@ -315,7 +315,23 @@
           <w:sz w:val="28"/>
           <w:szCs w:val="28"/>
         </w:rPr>
-        <w:t>, Mtr.</w:t>
+        <w:t xml:space="preserve">, </w:t>
+      </w:r>
+      <w:proofErr w:type="spellStart"/>
+      <w:r>
+        <w:rPr>
+          <w:sz w:val="28"/>
+          <w:szCs w:val="28"/>
+        </w:rPr>
+        <w:t>Mtr</w:t>
+      </w:r>
+      <w:proofErr w:type="spellEnd"/>
+      <w:r>
+        <w:rPr>
+          <w:sz w:val="28"/>
+          <w:szCs w:val="28"/>
+        </w:rPr>
+        <w:t>.</w:t>
       </w:r>
     </w:p>
     <w:tbl>
@@ -567,6 +583,7 @@
           <w:bCs/>
         </w:rPr>
       </w:pPr>
+      <w:proofErr w:type="spellStart"/>
       <w:r>
         <w:rPr>
           <w:b/>
@@ -581,6 +598,7 @@
         </w:rPr>
         <w:t>QUINTO</w:t>
       </w:r>
+      <w:proofErr w:type="spellEnd"/>
     </w:p>
     <w:p>
       <w:pPr>
@@ -745,7 +763,7 @@
           </mc:Choice>
           <mc:Fallback>
             <w:pict>
-              <v:rect w14:anchorId="2894AEAC" id="Rectángulo 16" o:spid="_x0000_s1026" style="position:absolute;margin-left:374.05pt;margin-top:14.15pt;width:425.25pt;height:3.6pt;z-index:251661312;visibility:visible;mso-wrap-style:square;mso-width-percent:0;mso-height-percent:0;mso-wrap-distance-left:9pt;mso-wrap-distance-top:0;mso-wrap-distance-right:9pt;mso-wrap-distance-bottom:0;mso-position-horizontal:right;mso-position-horizontal-relative:margin;mso-position-vertical:absolute;mso-position-vertical-relative:text;mso-width-percent:0;mso-height-percent:0;mso-width-relative:margin;mso-height-relative:margin;v-text-anchor:middle" o:gfxdata="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" fillcolor="#009640" stroked="f" strokeweight="1pt">
+              <v:rect w14:anchorId="3F687897" id="Rectángulo 16" o:spid="_x0000_s1026" style="position:absolute;margin-left:374.05pt;margin-top:14.15pt;width:425.25pt;height:3.6pt;z-index:251661312;visibility:visible;mso-wrap-style:square;mso-width-percent:0;mso-height-percent:0;mso-wrap-distance-left:9pt;mso-wrap-distance-top:0;mso-wrap-distance-right:9pt;mso-wrap-distance-bottom:0;mso-position-horizontal:right;mso-position-horizontal-relative:margin;mso-position-vertical:absolute;mso-position-vertical-relative:text;mso-width-percent:0;mso-height-percent:0;mso-width-relative:margin;mso-height-relative:margin;v-text-anchor:middle" o:gfxdata="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" fillcolor="#009640" stroked="f" strokeweight="1pt">
                 <v:fill color2="#93cd9e" rotate="t" angle="270" focus="47%" type="gradient"/>
                 <w10:wrap anchorx="margin"/>
               </v:rect>
@@ -1612,7 +1630,19 @@
           <w:rFonts w:ascii="Arial" w:hAnsi="Arial" w:cs="Arial"/>
         </w:rPr>
         <w:lastRenderedPageBreak/>
-        <w:t>DIAGRAMA DE CLASES UML EN DRAWIO</w:t>
+        <w:t>DIAGRAMA DE CLASES UML EN DRAW</w:t>
+      </w:r>
+      <w:r>
+        <w:rPr>
+          <w:rFonts w:ascii="Arial" w:hAnsi="Arial" w:cs="Arial"/>
+        </w:rPr>
+        <w:t>.</w:t>
+      </w:r>
+      <w:r>
+        <w:rPr>
+          <w:rFonts w:ascii="Arial" w:hAnsi="Arial" w:cs="Arial"/>
+        </w:rPr>
+        <w:t>IO</w:t>
       </w:r>
     </w:p>
     <w:p>
@@ -1677,6 +1707,325 @@
           </wp:inline>
         </w:drawing>
       </w:r>
+    </w:p>
+    <w:p>
+      <w:pPr>
+        <w:pStyle w:val="NormalWeb"/>
+        <w:jc w:val="center"/>
+        <w:rPr>
+          <w:rFonts w:ascii="Arial" w:hAnsi="Arial" w:cs="Arial"/>
+          <w:b/>
+          <w:bCs/>
+        </w:rPr>
+      </w:pPr>
+      <w:r>
+        <w:rPr>
+          <w:rFonts w:ascii="Arial" w:hAnsi="Arial" w:cs="Arial"/>
+          <w:b/>
+          <w:bCs/>
+        </w:rPr>
+        <w:t>Documentación de Patrones de Diseño</w:t>
+      </w:r>
+    </w:p>
+    <w:p>
+      <w:pPr>
+        <w:pStyle w:val="NormalWeb"/>
+        <w:jc w:val="both"/>
+        <w:rPr>
+          <w:rFonts w:ascii="Arial" w:hAnsi="Arial" w:cs="Arial"/>
+          <w:b/>
+          <w:bCs/>
+        </w:rPr>
+      </w:pPr>
+      <w:r>
+        <w:rPr>
+          <w:rFonts w:ascii="Arial" w:hAnsi="Arial" w:cs="Arial"/>
+          <w:b/>
+          <w:bCs/>
+        </w:rPr>
+        <w:t xml:space="preserve">Patrón </w:t>
+      </w:r>
+      <w:r>
+        <w:rPr>
+          <w:rFonts w:ascii="Arial" w:hAnsi="Arial" w:cs="Arial"/>
+          <w:b/>
+          <w:bCs/>
+        </w:rPr>
+        <w:t>Singleton</w:t>
+      </w:r>
+      <w:r>
+        <w:rPr>
+          <w:rFonts w:ascii="Arial" w:hAnsi="Arial" w:cs="Arial"/>
+          <w:b/>
+          <w:bCs/>
+        </w:rPr>
+        <w:t xml:space="preserve">. - </w:t>
+      </w:r>
+      <w:r>
+        <w:rPr>
+          <w:rFonts w:ascii="Arial" w:hAnsi="Arial" w:cs="Arial"/>
+        </w:rPr>
+        <w:t>Garantizar que una clase tenga una única instancia en</w:t>
+      </w:r>
+      <w:r>
+        <w:rPr>
+          <w:rFonts w:ascii="Arial" w:hAnsi="Arial" w:cs="Arial"/>
+        </w:rPr>
+        <w:t xml:space="preserve"> </w:t>
+      </w:r>
+      <w:r>
+        <w:rPr>
+          <w:rFonts w:ascii="Arial" w:hAnsi="Arial" w:cs="Arial"/>
+        </w:rPr>
+        <w:t>toda la aplicación y proporcionar un punto de acceso global a ella.</w:t>
+      </w:r>
+    </w:p>
+    <w:p>
+      <w:pPr>
+        <w:pStyle w:val="NormalWeb"/>
+        <w:jc w:val="both"/>
+        <w:rPr>
+          <w:rFonts w:ascii="Arial" w:hAnsi="Arial" w:cs="Arial"/>
+        </w:rPr>
+      </w:pPr>
+      <w:r>
+        <w:rPr>
+          <w:rFonts w:ascii="Arial" w:hAnsi="Arial" w:cs="Arial"/>
+          <w:b/>
+          <w:bCs/>
+        </w:rPr>
+        <w:t>R</w:t>
+      </w:r>
+      <w:r>
+        <w:rPr>
+          <w:rFonts w:ascii="Arial" w:hAnsi="Arial" w:cs="Arial"/>
+          <w:b/>
+          <w:bCs/>
+        </w:rPr>
+        <w:t>esuelve:</w:t>
+      </w:r>
+      <w:r>
+        <w:rPr>
+          <w:rFonts w:ascii="Arial" w:hAnsi="Arial" w:cs="Arial"/>
+        </w:rPr>
+        <w:t xml:space="preserve"> En el Sistema de Rescate, múltiples operaciones simultáneas, como los reportes de ciudadanos, consultas de veterinarios y asignaciones de administradores, requieren interactuar con la base de datos o con el motor central de reglas. Si se creara una conexión nueva por cada petición, el sistema agotaría rápidamente los recursos del servidor. La clase DatabaseConnection asegura un único pool de conexiones compartido y centralizado, optimizando memoria y rendimiento</w:t>
+      </w:r>
+    </w:p>
+    <w:p>
+      <w:pPr>
+        <w:pStyle w:val="NormalWeb"/>
+        <w:jc w:val="both"/>
+        <w:rPr>
+          <w:rFonts w:ascii="Arial" w:hAnsi="Arial" w:cs="Arial"/>
+          <w:b/>
+          <w:bCs/>
+        </w:rPr>
+      </w:pPr>
+      <w:r>
+        <w:rPr>
+          <w:rFonts w:ascii="Arial" w:hAnsi="Arial" w:cs="Arial"/>
+          <w:b/>
+          <w:bCs/>
+        </w:rPr>
+        <w:t xml:space="preserve">Patrón </w:t>
+      </w:r>
+      <w:r>
+        <w:rPr>
+          <w:rFonts w:ascii="Arial" w:hAnsi="Arial" w:cs="Arial"/>
+          <w:b/>
+          <w:bCs/>
+        </w:rPr>
+        <w:t>Factory</w:t>
+      </w:r>
+      <w:r>
+        <w:rPr>
+          <w:rFonts w:ascii="Arial" w:hAnsi="Arial" w:cs="Arial"/>
+          <w:b/>
+          <w:bCs/>
+        </w:rPr>
+        <w:t xml:space="preserve">. - </w:t>
+      </w:r>
+      <w:r>
+        <w:rPr>
+          <w:rFonts w:ascii="Arial" w:hAnsi="Arial" w:cs="Arial"/>
+        </w:rPr>
+        <w:t>Defin</w:t>
+      </w:r>
+      <w:r>
+        <w:rPr>
+          <w:rFonts w:ascii="Arial" w:hAnsi="Arial" w:cs="Arial"/>
+        </w:rPr>
+        <w:t>e</w:t>
+      </w:r>
+      <w:r>
+        <w:rPr>
+          <w:rFonts w:ascii="Arial" w:hAnsi="Arial" w:cs="Arial"/>
+        </w:rPr>
+        <w:t xml:space="preserve"> una interfaz para crear un objeto, pero permitir que las subclases decidan qué clase instanciar.</w:t>
+      </w:r>
+    </w:p>
+    <w:p>
+      <w:pPr>
+        <w:pStyle w:val="NormalWeb"/>
+        <w:jc w:val="both"/>
+        <w:rPr>
+          <w:rFonts w:ascii="Arial" w:hAnsi="Arial" w:cs="Arial"/>
+        </w:rPr>
+      </w:pPr>
+      <w:r>
+        <w:rPr>
+          <w:rFonts w:ascii="Arial" w:hAnsi="Arial" w:cs="Arial"/>
+          <w:b/>
+          <w:bCs/>
+        </w:rPr>
+        <w:t>Resuelve</w:t>
+      </w:r>
+      <w:r>
+        <w:rPr>
+          <w:rFonts w:ascii="Arial" w:hAnsi="Arial" w:cs="Arial"/>
+          <w:b/>
+          <w:bCs/>
+        </w:rPr>
+        <w:t>:</w:t>
+      </w:r>
+      <w:r>
+        <w:rPr>
+          <w:rFonts w:ascii="Arial" w:hAnsi="Arial" w:cs="Arial"/>
+        </w:rPr>
+        <w:t xml:space="preserve"> El ingreso de un animal rescatado varía radicalmente según su especie. Por un lado, los animales domésticos como perros y gatos requieren protocolo de vacunación, esterilización y la habilitación del formulario de adopción. Por otro lado, la fauna silvestre, como tlacuaches, aves y reptiles, requiere el registro de permisos ante autoridades ambientales, protocolo de rehabilitación silvestre y restricción absoluta de adopción, estando orientados únicamente a liberación o santuario. </w:t>
+      </w:r>
+    </w:p>
+    <w:p>
+      <w:pPr>
+        <w:pStyle w:val="NormalWeb"/>
+        <w:jc w:val="both"/>
+        <w:rPr>
+          <w:rFonts w:ascii="Arial" w:hAnsi="Arial" w:cs="Arial"/>
+        </w:rPr>
+      </w:pPr>
+    </w:p>
+    <w:p>
+      <w:pPr>
+        <w:pStyle w:val="NormalWeb"/>
+        <w:jc w:val="both"/>
+        <w:rPr>
+          <w:rFonts w:ascii="Arial" w:hAnsi="Arial" w:cs="Arial"/>
+          <w:b/>
+          <w:bCs/>
+        </w:rPr>
+      </w:pPr>
+      <w:r>
+        <w:rPr>
+          <w:rFonts w:ascii="Arial" w:hAnsi="Arial" w:cs="Arial"/>
+          <w:b/>
+          <w:bCs/>
+        </w:rPr>
+        <w:t xml:space="preserve">Patrón </w:t>
+      </w:r>
+      <w:r>
+        <w:rPr>
+          <w:rFonts w:ascii="Arial" w:hAnsi="Arial" w:cs="Arial"/>
+          <w:b/>
+          <w:bCs/>
+        </w:rPr>
+        <w:t>Observer</w:t>
+      </w:r>
+      <w:r>
+        <w:rPr>
+          <w:rFonts w:ascii="Arial" w:hAnsi="Arial" w:cs="Arial"/>
+          <w:b/>
+          <w:bCs/>
+        </w:rPr>
+        <w:t>. -</w:t>
+      </w:r>
+      <w:r>
+        <w:rPr>
+          <w:rFonts w:ascii="Arial" w:hAnsi="Arial" w:cs="Arial"/>
+        </w:rPr>
+        <w:t>Defin</w:t>
+      </w:r>
+      <w:r>
+        <w:rPr>
+          <w:rFonts w:ascii="Arial" w:hAnsi="Arial" w:cs="Arial"/>
+        </w:rPr>
+        <w:t>e</w:t>
+      </w:r>
+      <w:r>
+        <w:rPr>
+          <w:rFonts w:ascii="Arial" w:hAnsi="Arial" w:cs="Arial"/>
+        </w:rPr>
+        <w:t xml:space="preserve"> una dependencia uno a muchos entre objetos, de modo que cuando un objeto cambie de estado, todos sus dependientes sean notificados y actualizados automáticamente.</w:t>
+      </w:r>
+    </w:p>
+    <w:p>
+      <w:pPr>
+        <w:pStyle w:val="NormalWeb"/>
+        <w:jc w:val="both"/>
+        <w:rPr>
+          <w:rFonts w:ascii="Arial" w:hAnsi="Arial" w:cs="Arial"/>
+        </w:rPr>
+      </w:pPr>
+      <w:r>
+        <w:rPr>
+          <w:rFonts w:ascii="Arial" w:hAnsi="Arial" w:cs="Arial"/>
+          <w:b/>
+          <w:bCs/>
+        </w:rPr>
+        <w:t>R</w:t>
+      </w:r>
+      <w:r>
+        <w:rPr>
+          <w:rFonts w:ascii="Arial" w:hAnsi="Arial" w:cs="Arial"/>
+          <w:b/>
+          <w:bCs/>
+        </w:rPr>
+        <w:t>esuelve:</w:t>
+      </w:r>
+      <w:r>
+        <w:rPr>
+          <w:rFonts w:ascii="Arial" w:hAnsi="Arial" w:cs="Arial"/>
+        </w:rPr>
+        <w:t xml:space="preserve"> Cuando un ciudadano reporta una emergencia o un animal entra en estado crítico como en traslado o urgencia médica, el sistema debe alertar de inmediato a los voluntarios y veterinarios de la zona geográfica correspondiente. El objeto CasoRescate actúa como el Sujeto. Cuando su estado cambia a reportado, notifica automáticamente a los observadores suscritos</w:t>
+      </w:r>
+      <w:r>
+        <w:rPr>
+          <w:rFonts w:ascii="Arial" w:hAnsi="Arial" w:cs="Arial"/>
+        </w:rPr>
+        <w:t xml:space="preserve"> </w:t>
+      </w:r>
+      <w:r>
+        <w:rPr>
+          <w:rFonts w:ascii="Arial" w:hAnsi="Arial" w:cs="Arial"/>
+        </w:rPr>
+        <w:t>permitiendo un flujo de trabajo reactivo en tiempo real sin acoplar la lógica del caso con los canales de mensajería.</w:t>
+      </w:r>
+    </w:p>
+    <w:p>
+      <w:pPr>
+        <w:pStyle w:val="NormalWeb"/>
+        <w:jc w:val="both"/>
+        <w:rPr>
+          <w:rFonts w:ascii="Arial" w:hAnsi="Arial" w:cs="Arial"/>
+        </w:rPr>
+      </w:pPr>
+    </w:p>
+    <w:p>
+      <w:pPr>
+        <w:pStyle w:val="NormalWeb"/>
+        <w:jc w:val="center"/>
+        <w:rPr>
+          <w:rFonts w:ascii="Arial" w:hAnsi="Arial" w:cs="Arial"/>
+        </w:rPr>
+      </w:pPr>
+    </w:p>
+    <w:p>
+      <w:pPr>
+        <w:pStyle w:val="NormalWeb"/>
+        <w:jc w:val="center"/>
+        <w:rPr>
+          <w:rFonts w:ascii="Arial" w:hAnsi="Arial" w:cs="Arial"/>
+        </w:rPr>
+      </w:pPr>
     </w:p>
     <w:p>
       <w:pPr>
@@ -5564,6 +5913,155 @@
     </w:lvl>
   </w:abstractNum>
   <w:abstractNum w:abstractNumId="23" w15:restartNumberingAfterBreak="0">
+    <w:nsid w:val="77930570"/>
+    <w:multiLevelType w:val="multilevel"/>
+    <w:tmpl w:val="ABCC2720"/>
+    <w:lvl w:ilvl="0">
+      <w:start w:val="1"/>
+      <w:numFmt w:val="bullet"/>
+      <w:lvlText w:val=""/>
+      <w:lvlJc w:val="left"/>
+      <w:pPr>
+        <w:tabs>
+          <w:tab w:val="num" w:pos="720"/>
+        </w:tabs>
+        <w:ind w:left="720" w:hanging="360"/>
+      </w:pPr>
+      <w:rPr>
+        <w:rFonts w:ascii="Symbol" w:hAnsi="Symbol" w:hint="default"/>
+        <w:sz w:val="20"/>
+      </w:rPr>
+    </w:lvl>
+    <w:lvl w:ilvl="1" w:tentative="1">
+      <w:start w:val="1"/>
+      <w:numFmt w:val="bullet"/>
+      <w:lvlText w:val="o"/>
+      <w:lvlJc w:val="left"/>
+      <w:pPr>
+        <w:tabs>
+          <w:tab w:val="num" w:pos="1440"/>
+        </w:tabs>
+        <w:ind w:left="1440" w:hanging="360"/>
+      </w:pPr>
+      <w:rPr>
+        <w:rFonts w:ascii="Courier New" w:hAnsi="Courier New" w:hint="default"/>
+        <w:sz w:val="20"/>
+      </w:rPr>
+    </w:lvl>
+    <w:lvl w:ilvl="2" w:tentative="1">
+      <w:start w:val="1"/>
+      <w:numFmt w:val="bullet"/>
+      <w:lvlText w:val=""/>
+      <w:lvlJc w:val="left"/>
+      <w:pPr>
+        <w:tabs>
+          <w:tab w:val="num" w:pos="2160"/>
+        </w:tabs>
+        <w:ind w:left="2160" w:hanging="360"/>
+      </w:pPr>
+      <w:rPr>
+        <w:rFonts w:ascii="Wingdings" w:hAnsi="Wingdings" w:hint="default"/>
+        <w:sz w:val="20"/>
+      </w:rPr>
+    </w:lvl>
+    <w:lvl w:ilvl="3" w:tentative="1">
+      <w:start w:val="1"/>
+      <w:numFmt w:val="bullet"/>
+      <w:lvlText w:val=""/>
+      <w:lvlJc w:val="left"/>
+      <w:pPr>
+        <w:tabs>
+          <w:tab w:val="num" w:pos="2880"/>
+        </w:tabs>
+        <w:ind w:left="2880" w:hanging="360"/>
+      </w:pPr>
+      <w:rPr>
+        <w:rFonts w:ascii="Wingdings" w:hAnsi="Wingdings" w:hint="default"/>
+        <w:sz w:val="20"/>
+      </w:rPr>
+    </w:lvl>
+    <w:lvl w:ilvl="4" w:tentative="1">
+      <w:start w:val="1"/>
+      <w:numFmt w:val="bullet"/>
+      <w:lvlText w:val=""/>
+      <w:lvlJc w:val="left"/>
+      <w:pPr>
+        <w:tabs>
+          <w:tab w:val="num" w:pos="3600"/>
+        </w:tabs>
+        <w:ind w:left="3600" w:hanging="360"/>
+      </w:pPr>
+      <w:rPr>
+        <w:rFonts w:ascii="Wingdings" w:hAnsi="Wingdings" w:hint="default"/>
+        <w:sz w:val="20"/>
+      </w:rPr>
+    </w:lvl>
+    <w:lvl w:ilvl="5" w:tentative="1">
+      <w:start w:val="1"/>
+      <w:numFmt w:val="bullet"/>
+      <w:lvlText w:val=""/>
+      <w:lvlJc w:val="left"/>
+      <w:pPr>
+        <w:tabs>
+          <w:tab w:val="num" w:pos="4320"/>
+        </w:tabs>
+        <w:ind w:left="4320" w:hanging="360"/>
+      </w:pPr>
+      <w:rPr>
+        <w:rFonts w:ascii="Wingdings" w:hAnsi="Wingdings" w:hint="default"/>
+        <w:sz w:val="20"/>
+      </w:rPr>
+    </w:lvl>
+    <w:lvl w:ilvl="6" w:tentative="1">
+      <w:start w:val="1"/>
+      <w:numFmt w:val="bullet"/>
+      <w:lvlText w:val=""/>
+      <w:lvlJc w:val="left"/>
+      <w:pPr>
+        <w:tabs>
+          <w:tab w:val="num" w:pos="5040"/>
+        </w:tabs>
+        <w:ind w:left="5040" w:hanging="360"/>
+      </w:pPr>
+      <w:rPr>
+        <w:rFonts w:ascii="Wingdings" w:hAnsi="Wingdings" w:hint="default"/>
+        <w:sz w:val="20"/>
+      </w:rPr>
+    </w:lvl>
+    <w:lvl w:ilvl="7" w:tentative="1">
+      <w:start w:val="1"/>
+      <w:numFmt w:val="bullet"/>
+      <w:lvlText w:val=""/>
+      <w:lvlJc w:val="left"/>
+      <w:pPr>
+        <w:tabs>
+          <w:tab w:val="num" w:pos="5760"/>
+        </w:tabs>
+        <w:ind w:left="5760" w:hanging="360"/>
+      </w:pPr>
+      <w:rPr>
+        <w:rFonts w:ascii="Wingdings" w:hAnsi="Wingdings" w:hint="default"/>
+        <w:sz w:val="20"/>
+      </w:rPr>
+    </w:lvl>
+    <w:lvl w:ilvl="8" w:tentative="1">
+      <w:start w:val="1"/>
+      <w:numFmt w:val="bullet"/>
+      <w:lvlText w:val=""/>
+      <w:lvlJc w:val="left"/>
+      <w:pPr>
+        <w:tabs>
+          <w:tab w:val="num" w:pos="6480"/>
+        </w:tabs>
+        <w:ind w:left="6480" w:hanging="360"/>
+      </w:pPr>
+      <w:rPr>
+        <w:rFonts w:ascii="Wingdings" w:hAnsi="Wingdings" w:hint="default"/>
+        <w:sz w:val="20"/>
+      </w:rPr>
+    </w:lvl>
+  </w:abstractNum>
+  <w:abstractNum w:abstractNumId="24" w15:restartNumberingAfterBreak="0">
     <w:nsid w:val="7CE94054"/>
     <w:multiLevelType w:val="multilevel"/>
     <w:tmpl w:val="A4D4C1F2"/>
@@ -5690,7 +6188,7 @@
     <w:abstractNumId w:val="16"/>
   </w:num>
   <w:num w:numId="5" w16cid:durableId="863713114">
-    <w:abstractNumId w:val="23"/>
+    <w:abstractNumId w:val="24"/>
   </w:num>
   <w:num w:numId="6" w16cid:durableId="147669440">
     <w:abstractNumId w:val="12"/>
@@ -5748,6 +6246,9 @@
   </w:num>
   <w:num w:numId="24" w16cid:durableId="264851406">
     <w:abstractNumId w:val="11"/>
+  </w:num>
+  <w:num w:numId="25" w16cid:durableId="826171161">
+    <w:abstractNumId w:val="23"/>
   </w:num>
 </w:numbering>
 </file>
@@ -6536,7 +7037,6 @@
     <w:name w:val="Normal (Web)"/>
     <w:basedOn w:val="Normal"/>
     <w:uiPriority w:val="99"/>
-    <w:semiHidden/>
     <w:unhideWhenUsed/>
     <w:rsid w:val="003F00FC"/>
     <w:pPr>
